--- a/labs/lab08/report/report.docx
+++ b/labs/lab08/report/report.docx
@@ -1088,7 +1088,7 @@
               <a:graphicData uri="http://schemas.openxmlformats.org/drawingml/2006/picture">
                 <pic:pic>
                   <pic:nvPicPr>
-                    <pic:cNvPr descr="image/1.png" id="25" name="Picture"/>
+                    <pic:cNvPr descr="image/1_1.png" id="25" name="Picture"/>
                     <pic:cNvPicPr>
                       <a:picLocks noChangeArrowheads="1" noChangeAspect="1"/>
                     </pic:cNvPicPr>
@@ -1184,7 +1184,7 @@
               <a:graphicData uri="http://schemas.openxmlformats.org/drawingml/2006/picture">
                 <pic:pic>
                   <pic:nvPicPr>
-                    <pic:cNvPr descr="image/2.png" id="29" name="Picture"/>
+                    <pic:cNvPr descr="image/2_1.png" id="29" name="Picture"/>
                     <pic:cNvPicPr>
                       <a:picLocks noChangeArrowheads="1" noChangeAspect="1"/>
                     </pic:cNvPicPr>
@@ -1261,7 +1261,7 @@
               <a:graphicData uri="http://schemas.openxmlformats.org/drawingml/2006/picture">
                 <pic:pic>
                   <pic:nvPicPr>
-                    <pic:cNvPr descr="image/3.png" id="33" name="Picture"/>
+                    <pic:cNvPr descr="image/3_1.png" id="33" name="Picture"/>
                     <pic:cNvPicPr>
                       <a:picLocks noChangeArrowheads="1" noChangeAspect="1"/>
                     </pic:cNvPicPr>
@@ -1318,7 +1318,7 @@
               <a:graphicData uri="http://schemas.openxmlformats.org/drawingml/2006/picture">
                 <pic:pic>
                   <pic:nvPicPr>
-                    <pic:cNvPr descr="image/4.png" id="37" name="Picture"/>
+                    <pic:cNvPr descr="image/4_1.png" id="37" name="Picture"/>
                     <pic:cNvPicPr>
                       <a:picLocks noChangeArrowheads="1" noChangeAspect="1"/>
                     </pic:cNvPicPr>
@@ -1401,7 +1401,7 @@
               <a:graphicData uri="http://schemas.openxmlformats.org/drawingml/2006/picture">
                 <pic:pic>
                   <pic:nvPicPr>
-                    <pic:cNvPr descr="image/5.png" id="41" name="Picture"/>
+                    <pic:cNvPr descr="image/5_1.png" id="41" name="Picture"/>
                     <pic:cNvPicPr>
                       <a:picLocks noChangeArrowheads="1" noChangeAspect="1"/>
                     </pic:cNvPicPr>
@@ -1478,7 +1478,7 @@
               <a:graphicData uri="http://schemas.openxmlformats.org/drawingml/2006/picture">
                 <pic:pic>
                   <pic:nvPicPr>
-                    <pic:cNvPr descr="image/6.png" id="45" name="Picture"/>
+                    <pic:cNvPr descr="image/6_1.png" id="45" name="Picture"/>
                     <pic:cNvPicPr>
                       <a:picLocks noChangeArrowheads="1" noChangeAspect="1"/>
                     </pic:cNvPicPr>
@@ -1558,7 +1558,7 @@
               <a:graphicData uri="http://schemas.openxmlformats.org/drawingml/2006/picture">
                 <pic:pic>
                   <pic:nvPicPr>
-                    <pic:cNvPr descr="image/7.png" id="49" name="Picture"/>
+                    <pic:cNvPr descr="image/7_1.png" id="49" name="Picture"/>
                     <pic:cNvPicPr>
                       <a:picLocks noChangeArrowheads="1" noChangeAspect="1"/>
                     </pic:cNvPicPr>
@@ -1627,7 +1627,7 @@
               <a:graphicData uri="http://schemas.openxmlformats.org/drawingml/2006/picture">
                 <pic:pic>
                   <pic:nvPicPr>
-                    <pic:cNvPr descr="image/8.png" id="53" name="Picture"/>
+                    <pic:cNvPr descr="image/8_1.png" id="53" name="Picture"/>
                     <pic:cNvPicPr>
                       <a:picLocks noChangeArrowheads="1" noChangeAspect="1"/>
                     </pic:cNvPicPr>
@@ -1704,7 +1704,7 @@
               <a:graphicData uri="http://schemas.openxmlformats.org/drawingml/2006/picture">
                 <pic:pic>
                   <pic:nvPicPr>
-                    <pic:cNvPr descr="image/9.png" id="57" name="Picture"/>
+                    <pic:cNvPr descr="image/9_1.png" id="57" name="Picture"/>
                     <pic:cNvPicPr>
                       <a:picLocks noChangeArrowheads="1" noChangeAspect="1"/>
                     </pic:cNvPicPr>
@@ -1769,7 +1769,7 @@
               <a:graphicData uri="http://schemas.openxmlformats.org/drawingml/2006/picture">
                 <pic:pic>
                   <pic:nvPicPr>
-                    <pic:cNvPr descr="image/10.png" id="61" name="Picture"/>
+                    <pic:cNvPr descr="image/10_1.png" id="61" name="Picture"/>
                     <pic:cNvPicPr>
                       <a:picLocks noChangeArrowheads="1" noChangeAspect="1"/>
                     </pic:cNvPicPr>
@@ -1826,7 +1826,7 @@
               <a:graphicData uri="http://schemas.openxmlformats.org/drawingml/2006/picture">
                 <pic:pic>
                   <pic:nvPicPr>
-                    <pic:cNvPr descr="image/11.png" id="65" name="Picture"/>
+                    <pic:cNvPr descr="image/11_1.png" id="65" name="Picture"/>
                     <pic:cNvPicPr>
                       <a:picLocks noChangeArrowheads="1" noChangeAspect="1"/>
                     </pic:cNvPicPr>
@@ -1891,7 +1891,7 @@
               <a:graphicData uri="http://schemas.openxmlformats.org/drawingml/2006/picture">
                 <pic:pic>
                   <pic:nvPicPr>
-                    <pic:cNvPr descr="image/12.png" id="69" name="Picture"/>
+                    <pic:cNvPr descr="image/12_1.png" id="69" name="Picture"/>
                     <pic:cNvPicPr>
                       <a:picLocks noChangeArrowheads="1" noChangeAspect="1"/>
                     </pic:cNvPicPr>
@@ -1956,7 +1956,7 @@
               <a:graphicData uri="http://schemas.openxmlformats.org/drawingml/2006/picture">
                 <pic:pic>
                   <pic:nvPicPr>
-                    <pic:cNvPr descr="image/13.png" id="73" name="Picture"/>
+                    <pic:cNvPr descr="image/13_1.png" id="73" name="Picture"/>
                     <pic:cNvPicPr>
                       <a:picLocks noChangeArrowheads="1" noChangeAspect="1"/>
                     </pic:cNvPicPr>
@@ -2013,7 +2013,7 @@
               <a:graphicData uri="http://schemas.openxmlformats.org/drawingml/2006/picture">
                 <pic:pic>
                   <pic:nvPicPr>
-                    <pic:cNvPr descr="image/14.png" id="77" name="Picture"/>
+                    <pic:cNvPr descr="image/14_1.png" id="77" name="Picture"/>
                     <pic:cNvPicPr>
                       <a:picLocks noChangeArrowheads="1" noChangeAspect="1"/>
                     </pic:cNvPicPr>
@@ -2097,7 +2097,7 @@
               <a:graphicData uri="http://schemas.openxmlformats.org/drawingml/2006/picture">
                 <pic:pic>
                   <pic:nvPicPr>
-                    <pic:cNvPr descr="image/15.png" id="82" name="Picture"/>
+                    <pic:cNvPr descr="image/15_1.png" id="82" name="Picture"/>
                     <pic:cNvPicPr>
                       <a:picLocks noChangeArrowheads="1" noChangeAspect="1"/>
                     </pic:cNvPicPr>
@@ -2162,7 +2162,7 @@
               <a:graphicData uri="http://schemas.openxmlformats.org/drawingml/2006/picture">
                 <pic:pic>
                   <pic:nvPicPr>
-                    <pic:cNvPr descr="image/16.png" id="86" name="Picture"/>
+                    <pic:cNvPr descr="image/16_1.png" id="86" name="Picture"/>
                     <pic:cNvPicPr>
                       <a:picLocks noChangeArrowheads="1" noChangeAspect="1"/>
                     </pic:cNvPicPr>
@@ -2235,7 +2235,7 @@
               <a:graphicData uri="http://schemas.openxmlformats.org/drawingml/2006/picture">
                 <pic:pic>
                   <pic:nvPicPr>
-                    <pic:cNvPr descr="image/17.png" id="90" name="Picture"/>
+                    <pic:cNvPr descr="image/17_1.png" id="90" name="Picture"/>
                     <pic:cNvPicPr>
                       <a:picLocks noChangeArrowheads="1" noChangeAspect="1"/>
                     </pic:cNvPicPr>
@@ -2292,7 +2292,7 @@
               <a:graphicData uri="http://schemas.openxmlformats.org/drawingml/2006/picture">
                 <pic:pic>
                   <pic:nvPicPr>
-                    <pic:cNvPr descr="image/18.png" id="94" name="Picture"/>
+                    <pic:cNvPr descr="image/18_1.png" id="94" name="Picture"/>
                     <pic:cNvPicPr>
                       <a:picLocks noChangeArrowheads="1" noChangeAspect="1"/>
                     </pic:cNvPicPr>
@@ -2357,7 +2357,7 @@
               <a:graphicData uri="http://schemas.openxmlformats.org/drawingml/2006/picture">
                 <pic:pic>
                   <pic:nvPicPr>
-                    <pic:cNvPr descr="image/19.png" id="98" name="Picture"/>
+                    <pic:cNvPr descr="image/19_1.png" id="98" name="Picture"/>
                     <pic:cNvPicPr>
                       <a:picLocks noChangeArrowheads="1" noChangeAspect="1"/>
                     </pic:cNvPicPr>
@@ -2422,7 +2422,7 @@
               <a:graphicData uri="http://schemas.openxmlformats.org/drawingml/2006/picture">
                 <pic:pic>
                   <pic:nvPicPr>
-                    <pic:cNvPr descr="image/20.png" id="102" name="Picture"/>
+                    <pic:cNvPr descr="image/20_1.png" id="102" name="Picture"/>
                     <pic:cNvPicPr>
                       <a:picLocks noChangeArrowheads="1" noChangeAspect="1"/>
                     </pic:cNvPicPr>
@@ -2479,7 +2479,7 @@
               <a:graphicData uri="http://schemas.openxmlformats.org/drawingml/2006/picture">
                 <pic:pic>
                   <pic:nvPicPr>
-                    <pic:cNvPr descr="image/21.png" id="106" name="Picture"/>
+                    <pic:cNvPr descr="image/21_1.png" id="106" name="Picture"/>
                     <pic:cNvPicPr>
                       <a:picLocks noChangeArrowheads="1" noChangeAspect="1"/>
                     </pic:cNvPicPr>
@@ -2595,7 +2595,7 @@
       </w:r>
     </w:p>
     <w:bookmarkEnd w:id="111"/>
-    <w:bookmarkStart w:id="112" w:name="ref-xs"/>
+    <w:bookmarkStart w:id="112" w:name="ref-xss"/>
     <w:p>
       <w:pPr>
         <w:pStyle w:val="Bibliography"/>
